--- a/05-google-docs/10_Планы-уроков-W2-W8.docx
+++ b/05-google-docs/10_Планы-уроков-W2-W8.docx
@@ -5684,7 +5684,7 @@
         <w:t>переживает доказанную субъектность</w:t>
       </w:r>
       <w:r>
-        <w:t>: «я провёл реальную задачу через весь цикл и могу показать, как именно управлял». Закрытие большой идеи: «управляю через спеку и контроль, а не угадываю промптами».</w:t>
+        <w:t>: «я провёл реальную задачу через весь цикл и могу показать, как именно управлял». Закрытие большой идеи: «управляю через спеку и контроль».</w:t>
       </w:r>
     </w:p>
     <w:p>
